--- a/Отчёт МДК 09.01.docx
+++ b/Отчёт МДК 09.01.docx
@@ -441,7 +441,7 @@
           <w:color w:val="000000"/>
           <w:sz w:val="26"/>
         </w:rPr>
-        <w:t>2. Бэкенд написан на Python (Flask) с базой SQLite, фронтенд на шаблонах Jinja, HTML, CSS и JavaScript. Код в репозитории marinajkk/konferencii-portal, по каждой практике есть папка с описанием и скриншотами.</w:t>
+        <w:t>2. Бэкенд написан на Python (Flask) с базой SQLite, фронтенд на шаблонах Jinja, HTML, CSS и JavaScript. Код в репозитории marinajkk/09.01-, по каждой практике есть папка с описанием и скриншотами.</w:t>
       </w:r>
     </w:p>
     <w:p>
